--- a/week4/stage01/Stage_1_Tutorial_Student_Handout.docx
+++ b/week4/stage01/Stage_1_Tutorial_Student_Handout.docx
@@ -1,6 +1,6 @@
 
 <file path=word/document.xml><?xml version="1.0" encoding="utf-8"?>
-<w:document xmlns:wpc="http://schemas.microsoft.com/office/word/2010/wordprocessingCanvas" xmlns:cx="http://schemas.microsoft.com/office/drawing/2014/chartex" xmlns:cx1="http://schemas.microsoft.com/office/drawing/2015/9/8/chartex" xmlns:cx2="http://schemas.microsoft.com/office/drawing/2015/10/21/chartex" xmlns:cx3="http://schemas.microsoft.com/office/drawing/2016/5/9/chartex" xmlns:cx4="http://schemas.microsoft.com/office/drawing/2016/5/10/chartex" xmlns:cx5="http://schemas.microsoft.com/office/drawing/2016/5/11/chartex" xmlns:cx6="http://schemas.microsoft.com/office/drawing/2016/5/12/chartex" xmlns:cx7="http://schemas.microsoft.com/office/drawing/2016/5/13/chartex" xmlns:cx8="http://schemas.microsoft.com/office/drawing/2016/5/14/chartex" xmlns:mc="http://schemas.openxmlformats.org/markup-compatibility/2006" xmlns:aink="http://schemas.microsoft.com/office/drawing/2016/ink" xmlns:am3d="http://schemas.microsoft.com/office/drawing/2017/model3d" xmlns:o="urn:schemas-microsoft-com:office:office" xmlns:oel="http://schemas.microsoft.com/office/2019/extlst" xmlns:r="http://schemas.openxmlformats.org/officeDocument/2006/relationships" xmlns:m="http://schemas.openxmlformats.org/officeDocument/2006/math" xmlns:v="urn:schemas-microsoft-com:vml" xmlns:wp14="http://schemas.microsoft.com/office/word/2010/wordprocessingDrawing" xmlns:wp="http://schemas.openxmlformats.org/drawingml/2006/wordprocessingDrawing" xmlns:w10="urn:schemas-microsoft-com:office:word" xmlns:w="http://schemas.openxmlformats.org/wordprocessingml/2006/main" xmlns:w14="http://schemas.microsoft.com/office/word/2010/wordml" xmlns:w15="http://schemas.microsoft.com/office/word/2012/wordml" xmlns:w16cei="http://schemas.microsoft.com/office/word/2026/wordml/cei" xmlns:w16cex="http://schemas.microsoft.com/office/word/2018/wordml/cex" xmlns:w16cid="http://schemas.microsoft.com/office/word/2016/wordml/cid" xmlns:w16="http://schemas.microsoft.com/office/word/2018/wordml" xmlns:w16du="http://schemas.microsoft.com/office/word/2023/wordml/word16du" xmlns:w16sdtdh="http://schemas.microsoft.com/office/word/2020/wordml/sdtdatahash" xmlns:w16sdtfl="http://schemas.microsoft.com/office/word/2024/wordml/sdtformatlock" xmlns:w16se="http://schemas.microsoft.com/office/word/2015/wordml/symex" xmlns:wpg="http://schemas.microsoft.com/office/word/2010/wordprocessingGroup" xmlns:wpi="http://schemas.microsoft.com/office/word/2010/wordprocessingInk" xmlns:wne="http://schemas.microsoft.com/office/word/2006/wordml" xmlns:wps="http://schemas.microsoft.com/office/word/2010/wordprocessingShape" mc:Ignorable="w14 w15 w16se w16cid w16 w16cex w16sdtdh w16sdtfl w16du wp14">
+<w:document xmlns:wpc="http://schemas.microsoft.com/office/word/2010/wordprocessingCanvas" xmlns:cx="http://schemas.microsoft.com/office/drawing/2014/chartex" xmlns:cx1="http://schemas.microsoft.com/office/drawing/2015/9/8/chartex" xmlns:cx2="http://schemas.microsoft.com/office/drawing/2015/10/21/chartex" xmlns:cx3="http://schemas.microsoft.com/office/drawing/2016/5/9/chartex" xmlns:cx4="http://schemas.microsoft.com/office/drawing/2016/5/10/chartex" xmlns:cx5="http://schemas.microsoft.com/office/drawing/2016/5/11/chartex" xmlns:cx6="http://schemas.microsoft.com/office/drawing/2016/5/12/chartex" xmlns:cx7="http://schemas.microsoft.com/office/drawing/2016/5/13/chartex" xmlns:cx8="http://schemas.microsoft.com/office/drawing/2016/5/14/chartex" xmlns:mc="http://schemas.openxmlformats.org/markup-compatibility/2006" xmlns:aink="http://schemas.microsoft.com/office/drawing/2016/ink" xmlns:am3d="http://schemas.microsoft.com/office/drawing/2017/model3d" xmlns:o="urn:schemas-microsoft-com:office:office" xmlns:oel="http://schemas.microsoft.com/office/2019/extlst" xmlns:r="http://schemas.openxmlformats.org/officeDocument/2006/relationships" xmlns:m="http://schemas.openxmlformats.org/officeDocument/2006/math" xmlns:v="urn:schemas-microsoft-com:vml" xmlns:wp14="http://schemas.microsoft.com/office/word/2010/wordprocessingDrawing" xmlns:wp="http://schemas.openxmlformats.org/drawingml/2006/wordprocessingDrawing" xmlns:w10="urn:schemas-microsoft-com:office:word" xmlns:w="http://schemas.openxmlformats.org/wordprocessingml/2006/main" xmlns:w14="http://schemas.microsoft.com/office/word/2010/wordml" xmlns:w15="http://schemas.microsoft.com/office/word/2012/wordml" xmlns:w16cex="http://schemas.microsoft.com/office/word/2018/wordml/cex" xmlns:w16cid="http://schemas.microsoft.com/office/word/2016/wordml/cid" xmlns:w16="http://schemas.microsoft.com/office/word/2018/wordml" xmlns:w16du="http://schemas.microsoft.com/office/word/2023/wordml/word16du" xmlns:w16sdtdh="http://schemas.microsoft.com/office/word/2020/wordml/sdtdatahash" xmlns:w16sdtfl="http://schemas.microsoft.com/office/word/2024/wordml/sdtformatlock" xmlns:w16se="http://schemas.microsoft.com/office/word/2015/wordml/symex" xmlns:wpg="http://schemas.microsoft.com/office/word/2010/wordprocessingGroup" xmlns:wpi="http://schemas.microsoft.com/office/word/2010/wordprocessingInk" xmlns:wne="http://schemas.microsoft.com/office/word/2006/wordml" xmlns:wps="http://schemas.microsoft.com/office/word/2010/wordprocessingShape" mc:Ignorable="w14 w15 w16se w16cid w16 w16cex w16sdtdh w16sdtfl w16du wp14">
   <w:body>
     <w:p>
       <w:pPr>
@@ -8,13 +8,7 @@
         <w:jc w:val="center"/>
       </w:pPr>
       <w:r>
-        <w:t>Stage</w:t>
-      </w:r>
-      <w:r>
-        <w:t xml:space="preserve"> 1</w:t>
-      </w:r>
-      <w:r>
-        <w:t xml:space="preserve"> Tutorial Activity</w:t>
+        <w:t>Stage 1 Tutorial Activity</w:t>
       </w:r>
     </w:p>
     <w:p>
@@ -37,25 +31,7 @@
         <w:jc w:val="center"/>
       </w:pPr>
       <w:r>
-        <w:t>Stage</w:t>
-      </w:r>
-      <w:r>
-        <w:t xml:space="preserve"> 1 | Introduc</w:t>
-      </w:r>
-      <w:r>
-        <w:t>ing</w:t>
-      </w:r>
-      <w:r>
-        <w:t xml:space="preserve"> Software </w:t>
-      </w:r>
-      <w:r>
-        <w:t>Technology Case Study</w:t>
-      </w:r>
-      <w:r>
-        <w:t xml:space="preserve"> with Python and </w:t>
-      </w:r>
-      <w:r>
-        <w:t>Guided AI use</w:t>
+        <w:t>Stage 1 | Introducing Software Technology Case Study with Python and Guided AI use</w:t>
       </w:r>
     </w:p>
     <w:p>
@@ -231,7 +207,11 @@
           <w:tcPr>
             <w:tcW w:w="2520" w:type="dxa"/>
           </w:tcPr>
-          <w:p/>
+          <w:p>
+            <w:r>
+              <w:t>A</w:t>
+            </w:r>
+          </w:p>
         </w:tc>
         <w:tc>
           <w:tcPr>
@@ -243,7 +223,11 @@
           <w:tcPr>
             <w:tcW w:w="2520" w:type="dxa"/>
           </w:tcPr>
-          <w:p/>
+          <w:p>
+            <w:r>
+              <w:t>Scenario A is programming as it is</w:t>
+            </w:r>
+          </w:p>
         </w:tc>
       </w:tr>
       <w:tr>
@@ -270,7 +254,11 @@
           <w:tcPr>
             <w:tcW w:w="2520" w:type="dxa"/>
           </w:tcPr>
-          <w:p/>
+          <w:p>
+            <w:r>
+              <w:t>B</w:t>
+            </w:r>
+          </w:p>
         </w:tc>
         <w:tc>
           <w:tcPr>
@@ -303,7 +291,11 @@
           <w:tcPr>
             <w:tcW w:w="2520" w:type="dxa"/>
           </w:tcPr>
-          <w:p/>
+          <w:p>
+            <w:r>
+              <w:t>C</w:t>
+            </w:r>
+          </w:p>
         </w:tc>
         <w:tc>
           <w:tcPr>
@@ -816,7 +808,7 @@
 </file>
 
 <file path=word/numbering.xml><?xml version="1.0" encoding="utf-8"?>
-<w:numbering xmlns:wpc="http://schemas.microsoft.com/office/word/2010/wordprocessingCanvas" xmlns:cx="http://schemas.microsoft.com/office/drawing/2014/chartex" xmlns:cx1="http://schemas.microsoft.com/office/drawing/2015/9/8/chartex" xmlns:cx2="http://schemas.microsoft.com/office/drawing/2015/10/21/chartex" xmlns:cx3="http://schemas.microsoft.com/office/drawing/2016/5/9/chartex" xmlns:cx4="http://schemas.microsoft.com/office/drawing/2016/5/10/chartex" xmlns:cx5="http://schemas.microsoft.com/office/drawing/2016/5/11/chartex" xmlns:cx6="http://schemas.microsoft.com/office/drawing/2016/5/12/chartex" xmlns:cx7="http://schemas.microsoft.com/office/drawing/2016/5/13/chartex" xmlns:cx8="http://schemas.microsoft.com/office/drawing/2016/5/14/chartex" xmlns:mc="http://schemas.openxmlformats.org/markup-compatibility/2006" xmlns:aink="http://schemas.microsoft.com/office/drawing/2016/ink" xmlns:am3d="http://schemas.microsoft.com/office/drawing/2017/model3d" xmlns:o="urn:schemas-microsoft-com:office:office" xmlns:oel="http://schemas.microsoft.com/office/2019/extlst" xmlns:r="http://schemas.openxmlformats.org/officeDocument/2006/relationships" xmlns:m="http://schemas.openxmlformats.org/officeDocument/2006/math" xmlns:v="urn:schemas-microsoft-com:vml" xmlns:wp14="http://schemas.microsoft.com/office/word/2010/wordprocessingDrawing" xmlns:wp="http://schemas.openxmlformats.org/drawingml/2006/wordprocessingDrawing" xmlns:w10="urn:schemas-microsoft-com:office:word" xmlns:w="http://schemas.openxmlformats.org/wordprocessingml/2006/main" xmlns:w14="http://schemas.microsoft.com/office/word/2010/wordml" xmlns:w15="http://schemas.microsoft.com/office/word/2012/wordml" xmlns:w16cei="http://schemas.microsoft.com/office/word/2026/wordml/cei" xmlns:w16cex="http://schemas.microsoft.com/office/word/2018/wordml/cex" xmlns:w16cid="http://schemas.microsoft.com/office/word/2016/wordml/cid" xmlns:w16="http://schemas.microsoft.com/office/word/2018/wordml" xmlns:w16du="http://schemas.microsoft.com/office/word/2023/wordml/word16du" xmlns:w16sdtdh="http://schemas.microsoft.com/office/word/2020/wordml/sdtdatahash" xmlns:w16sdtfl="http://schemas.microsoft.com/office/word/2024/wordml/sdtformatlock" xmlns:w16se="http://schemas.microsoft.com/office/word/2015/wordml/symex" xmlns:wpg="http://schemas.microsoft.com/office/word/2010/wordprocessingGroup" xmlns:wpi="http://schemas.microsoft.com/office/word/2010/wordprocessingInk" xmlns:wne="http://schemas.microsoft.com/office/word/2006/wordml" xmlns:wps="http://schemas.microsoft.com/office/word/2010/wordprocessingShape" mc:Ignorable="w14 w15 w16se w16cid w16 w16cex w16sdtdh w16sdtfl w16du wp14">
+<w:numbering xmlns:wpc="http://schemas.microsoft.com/office/word/2010/wordprocessingCanvas" xmlns:cx="http://schemas.microsoft.com/office/drawing/2014/chartex" xmlns:cx1="http://schemas.microsoft.com/office/drawing/2015/9/8/chartex" xmlns:cx2="http://schemas.microsoft.com/office/drawing/2015/10/21/chartex" xmlns:cx3="http://schemas.microsoft.com/office/drawing/2016/5/9/chartex" xmlns:cx4="http://schemas.microsoft.com/office/drawing/2016/5/10/chartex" xmlns:cx5="http://schemas.microsoft.com/office/drawing/2016/5/11/chartex" xmlns:cx6="http://schemas.microsoft.com/office/drawing/2016/5/12/chartex" xmlns:cx7="http://schemas.microsoft.com/office/drawing/2016/5/13/chartex" xmlns:cx8="http://schemas.microsoft.com/office/drawing/2016/5/14/chartex" xmlns:mc="http://schemas.openxmlformats.org/markup-compatibility/2006" xmlns:aink="http://schemas.microsoft.com/office/drawing/2016/ink" xmlns:am3d="http://schemas.microsoft.com/office/drawing/2017/model3d" xmlns:o="urn:schemas-microsoft-com:office:office" xmlns:oel="http://schemas.microsoft.com/office/2019/extlst" xmlns:r="http://schemas.openxmlformats.org/officeDocument/2006/relationships" xmlns:m="http://schemas.openxmlformats.org/officeDocument/2006/math" xmlns:v="urn:schemas-microsoft-com:vml" xmlns:wp14="http://schemas.microsoft.com/office/word/2010/wordprocessingDrawing" xmlns:wp="http://schemas.openxmlformats.org/drawingml/2006/wordprocessingDrawing" xmlns:w10="urn:schemas-microsoft-com:office:word" xmlns:w="http://schemas.openxmlformats.org/wordprocessingml/2006/main" xmlns:w14="http://schemas.microsoft.com/office/word/2010/wordml" xmlns:w15="http://schemas.microsoft.com/office/word/2012/wordml" xmlns:w16cex="http://schemas.microsoft.com/office/word/2018/wordml/cex" xmlns:w16cid="http://schemas.microsoft.com/office/word/2016/wordml/cid" xmlns:w16="http://schemas.microsoft.com/office/word/2018/wordml" xmlns:w16du="http://schemas.microsoft.com/office/word/2023/wordml/word16du" xmlns:w16sdtdh="http://schemas.microsoft.com/office/word/2020/wordml/sdtdatahash" xmlns:w16sdtfl="http://schemas.microsoft.com/office/word/2024/wordml/sdtformatlock" xmlns:w16se="http://schemas.microsoft.com/office/word/2015/wordml/symex" xmlns:wpg="http://schemas.microsoft.com/office/word/2010/wordprocessingGroup" xmlns:wpi="http://schemas.microsoft.com/office/word/2010/wordprocessingInk" xmlns:wne="http://schemas.microsoft.com/office/word/2006/wordml" xmlns:wps="http://schemas.microsoft.com/office/word/2010/wordprocessingShape" mc:Ignorable="w14 w15 w16se w16cid w16 w16cex w16sdtdh w16sdtfl w16du wp14">
   <w:abstractNum w:abstractNumId="0" w15:restartNumberingAfterBreak="0">
     <w:nsid w:val="FFFFFF7C"/>
     <w:multiLevelType w:val="singleLevel"/>

--- a/week4/stage01/Stage_1_Tutorial_Student_Handout.docx
+++ b/week4/stage01/Stage_1_Tutorial_Student_Handout.docx
@@ -62,8 +62,13 @@
       <w:pPr>
         <w:pStyle w:val="ListBullet"/>
       </w:pPr>
+      <w:proofErr w:type="spellStart"/>
       <w:r>
-        <w:t>Recognise missing requirements.</w:t>
+        <w:t>Recognise</w:t>
+      </w:r>
+      <w:proofErr w:type="spellEnd"/>
+      <w:r>
+        <w:t xml:space="preserve"> missing requirements.</w:t>
       </w:r>
     </w:p>
     <w:p>
@@ -97,17 +102,97 @@
     </w:p>
     <w:p>
       <w:r>
-        <w:t>1. ______________________________________________________________</w:t>
+        <w:t xml:space="preserve">1. </w:t>
+      </w:r>
+      <w:r>
+        <w:t>_ _ Sense</w:t>
+      </w:r>
+      <w:r>
+        <w:t xml:space="preserve"> of integrity – following rules and no bias </w:t>
+      </w:r>
+      <w:r>
+        <w:t>–</w:t>
+      </w:r>
+      <w:r>
+        <w:t xml:space="preserve"> </w:t>
+      </w:r>
+      <w:r>
+        <w:t xml:space="preserve">AI is able to unintentionally </w:t>
+      </w:r>
+      <w:r>
+        <w:t>bypass</w:t>
+      </w:r>
+      <w:r>
+        <w:t xml:space="preserve"> privacy, ethics, etc. </w:t>
       </w:r>
     </w:p>
     <w:p>
       <w:r>
-        <w:t>2. ______________________________________________________________</w:t>
+        <w:t>2. _</w:t>
+      </w:r>
+      <w:r>
+        <w:t xml:space="preserve">Sense of reliability </w:t>
+      </w:r>
+      <w:r>
+        <w:t xml:space="preserve">and safety </w:t>
+      </w:r>
+      <w:r>
+        <w:t>–</w:t>
+      </w:r>
+      <w:r>
+        <w:t xml:space="preserve"> </w:t>
+      </w:r>
+      <w:r>
+        <w:t xml:space="preserve">make sure to test it multiple times and check it – consistency across the board. </w:t>
       </w:r>
     </w:p>
     <w:p>
       <w:r>
-        <w:t>3. ______________________________________________________________</w:t>
+        <w:t>3. ___</w:t>
+      </w:r>
+      <w:r>
+        <w:t xml:space="preserve">An understanding </w:t>
+      </w:r>
+      <w:r>
+        <w:t xml:space="preserve">of the </w:t>
+      </w:r>
+      <w:proofErr w:type="spellStart"/>
+      <w:r>
+        <w:t>clients</w:t>
+      </w:r>
+      <w:proofErr w:type="spellEnd"/>
+      <w:r>
+        <w:t xml:space="preserve"> needs – an </w:t>
+      </w:r>
+      <w:r>
+        <w:t>empathetic</w:t>
+      </w:r>
+      <w:r>
+        <w:t xml:space="preserve"> humane response</w:t>
+      </w:r>
+      <w:r>
+        <w:t>- confirming of alignment with everyone’s needs.</w:t>
+      </w:r>
+    </w:p>
+    <w:p>
+      <w:r>
+        <w:t>Is client actually asking for these elements?</w:t>
+      </w:r>
+    </w:p>
+    <w:p>
+      <w:r>
+        <w:t xml:space="preserve">AI is able to generate many things. </w:t>
+      </w:r>
+      <w:r>
+        <w:t xml:space="preserve">An individual still is required. Who takes responsibility for finality. </w:t>
+      </w:r>
+    </w:p>
+    <w:p>
+      <w:r>
+        <w:t xml:space="preserve">Engineers must </w:t>
+      </w:r>
+      <w:r>
+        <w:t xml:space="preserve">clarify and confirm what the requirements are. </w:t>
       </w:r>
     </w:p>
     <w:p>
@@ -209,7 +294,7 @@
           </w:tcPr>
           <w:p>
             <w:r>
-              <w:t>A</w:t>
+              <w:t>Yes</w:t>
             </w:r>
           </w:p>
         </w:tc>
@@ -217,7 +302,11 @@
           <w:tcPr>
             <w:tcW w:w="2520" w:type="dxa"/>
           </w:tcPr>
-          <w:p/>
+          <w:p>
+            <w:r>
+              <w:t xml:space="preserve">Limited </w:t>
+            </w:r>
+          </w:p>
         </w:tc>
         <w:tc>
           <w:tcPr>
@@ -225,7 +314,16 @@
           </w:tcPr>
           <w:p>
             <w:r>
-              <w:t>Scenario A is programming as it is</w:t>
+              <w:t xml:space="preserve">Student is writing </w:t>
+            </w:r>
+            <w:r>
+              <w:t>code solving a small problem.</w:t>
+            </w:r>
+            <w:r>
+              <w:t xml:space="preserve"> Small task with no maintenance and many other factors contributing to it. </w:t>
+            </w:r>
+            <w:r>
+              <w:t xml:space="preserve"> </w:t>
             </w:r>
           </w:p>
         </w:tc>
@@ -248,7 +346,11 @@
           <w:tcPr>
             <w:tcW w:w="2520" w:type="dxa"/>
           </w:tcPr>
-          <w:p/>
+          <w:p>
+            <w:r>
+              <w:t xml:space="preserve">Yes </w:t>
+            </w:r>
+          </w:p>
         </w:tc>
         <w:tc>
           <w:tcPr>
@@ -256,7 +358,7 @@
           </w:tcPr>
           <w:p>
             <w:r>
-              <w:t>B</w:t>
+              <w:t xml:space="preserve">Yes </w:t>
             </w:r>
           </w:p>
         </w:tc>
@@ -264,7 +366,26 @@
           <w:tcPr>
             <w:tcW w:w="2520" w:type="dxa"/>
           </w:tcPr>
-          <w:p/>
+          <w:p>
+            <w:r>
+              <w:t xml:space="preserve">This requires analysis, design, </w:t>
+            </w:r>
+            <w:r>
+              <w:t xml:space="preserve">testing, security, </w:t>
+            </w:r>
+            <w:r>
+              <w:lastRenderedPageBreak/>
+              <w:t xml:space="preserve">reliability, </w:t>
+            </w:r>
+            <w:proofErr w:type="spellStart"/>
+            <w:r>
+              <w:t>etc</w:t>
+            </w:r>
+            <w:proofErr w:type="spellEnd"/>
+            <w:r>
+              <w:t xml:space="preserve">, as the target audience is large and must be reliable for each individual. </w:t>
+            </w:r>
+          </w:p>
         </w:tc>
       </w:tr>
       <w:tr>
@@ -277,6 +398,7 @@
           </w:tcPr>
           <w:p>
             <w:r>
+              <w:lastRenderedPageBreak/>
               <w:t>C</w:t>
             </w:r>
           </w:p>
@@ -285,7 +407,11 @@
           <w:tcPr>
             <w:tcW w:w="2520" w:type="dxa"/>
           </w:tcPr>
-          <w:p/>
+          <w:p>
+            <w:r>
+              <w:t>Code is produced - yes</w:t>
+            </w:r>
+          </w:p>
         </w:tc>
         <w:tc>
           <w:tcPr>
@@ -293,7 +419,7 @@
           </w:tcPr>
           <w:p>
             <w:r>
-              <w:t>C</w:t>
+              <w:t xml:space="preserve">Not completely </w:t>
             </w:r>
           </w:p>
         </w:tc>
@@ -301,7 +427,17 @@
           <w:tcPr>
             <w:tcW w:w="2520" w:type="dxa"/>
           </w:tcPr>
-          <w:p/>
+          <w:p>
+            <w:r>
+              <w:t xml:space="preserve">Generates </w:t>
+            </w:r>
+            <w:r>
+              <w:t>code alone – isolated, does not present of testing completed</w:t>
+            </w:r>
+            <w:r>
+              <w:t xml:space="preserve"> or engineering decisions made. </w:t>
+            </w:r>
+          </w:p>
         </w:tc>
       </w:tr>
     </w:tbl>
@@ -363,13 +499,30 @@
           <w:tcPr>
             <w:tcW w:w="5040" w:type="dxa"/>
           </w:tcPr>
-          <w:p/>
+          <w:p>
+            <w:r>
+              <w:t xml:space="preserve">Receptionist </w:t>
+            </w:r>
+          </w:p>
         </w:tc>
         <w:tc>
           <w:tcPr>
             <w:tcW w:w="5040" w:type="dxa"/>
           </w:tcPr>
-          <w:p/>
+          <w:p>
+            <w:r>
+              <w:t>Manage</w:t>
+            </w:r>
+            <w:r>
+              <w:t>s a</w:t>
+            </w:r>
+            <w:r>
+              <w:t xml:space="preserve">ppointment scheduling, bookings, </w:t>
+            </w:r>
+            <w:r>
+              <w:t xml:space="preserve">patient information </w:t>
+            </w:r>
+          </w:p>
         </w:tc>
       </w:tr>
       <w:tr>
@@ -377,13 +530,24 @@
           <w:tcPr>
             <w:tcW w:w="5040" w:type="dxa"/>
           </w:tcPr>
-          <w:p/>
+          <w:p>
+            <w:r>
+              <w:t xml:space="preserve">Patient </w:t>
+            </w:r>
+          </w:p>
         </w:tc>
         <w:tc>
           <w:tcPr>
             <w:tcW w:w="5040" w:type="dxa"/>
           </w:tcPr>
-          <w:p/>
+          <w:p>
+            <w:r>
+              <w:t xml:space="preserve">Accurate information </w:t>
+            </w:r>
+            <w:r>
+              <w:t xml:space="preserve">of their record and their details – accurate appointment information too. </w:t>
+            </w:r>
+          </w:p>
         </w:tc>
       </w:tr>
       <w:tr>
@@ -391,13 +555,28 @@
           <w:tcPr>
             <w:tcW w:w="5040" w:type="dxa"/>
           </w:tcPr>
-          <w:p/>
+          <w:p>
+            <w:r>
+              <w:t xml:space="preserve">Practitioner </w:t>
+            </w:r>
+            <w:r>
+              <w:t xml:space="preserve"> </w:t>
+            </w:r>
+          </w:p>
         </w:tc>
         <w:tc>
           <w:tcPr>
             <w:tcW w:w="5040" w:type="dxa"/>
           </w:tcPr>
-          <w:p/>
+          <w:p>
+            <w:r>
+              <w:t>Accurate schedules, no double</w:t>
+            </w:r>
+            <w:r>
+              <w:noBreakHyphen/>
+              <w:t>booking</w:t>
+            </w:r>
+          </w:p>
         </w:tc>
       </w:tr>
       <w:tr>
@@ -405,13 +584,21 @@
           <w:tcPr>
             <w:tcW w:w="5040" w:type="dxa"/>
           </w:tcPr>
-          <w:p/>
+          <w:p>
+            <w:r>
+              <w:t xml:space="preserve">Clinical manager </w:t>
+            </w:r>
+          </w:p>
         </w:tc>
         <w:tc>
           <w:tcPr>
             <w:tcW w:w="5040" w:type="dxa"/>
           </w:tcPr>
-          <w:p/>
+          <w:p>
+            <w:r>
+              <w:t>Reporting, efficiency, reduced errors</w:t>
+            </w:r>
+          </w:p>
         </w:tc>
       </w:tr>
     </w:tbl>
@@ -425,22 +612,88 @@
     </w:p>
     <w:p>
       <w:r>
-        <w:t>1. ______________________________________________________________</w:t>
+        <w:t xml:space="preserve">1. </w:t>
+      </w:r>
+      <w:r>
+        <w:t>paper trails can get easily lost</w:t>
+      </w:r>
+      <w:r>
+        <w:t>/damaged</w:t>
       </w:r>
     </w:p>
     <w:p>
       <w:r>
-        <w:t>2. ______________________________________________________________</w:t>
+        <w:t xml:space="preserve">2. </w:t>
+      </w:r>
+      <w:r>
+        <w:t xml:space="preserve">difficult </w:t>
+      </w:r>
+      <w:r>
+        <w:t xml:space="preserve">consistency </w:t>
+      </w:r>
+      <w:r>
+        <w:t>in</w:t>
+      </w:r>
+      <w:r>
+        <w:t xml:space="preserve"> changes, patient history, or tracking cancellations. </w:t>
+      </w:r>
+      <w:r>
+        <w:t xml:space="preserve"> </w:t>
       </w:r>
     </w:p>
     <w:p>
       <w:r>
-        <w:t>3. ______________________________________________________________</w:t>
+        <w:t xml:space="preserve">3. </w:t>
+      </w:r>
+      <w:r>
+        <w:t xml:space="preserve">no combined centralized system. </w:t>
       </w:r>
     </w:p>
     <w:p>
+      <w:pPr>
+        <w:rPr>
+          <w:lang w:val="en-AU"/>
+        </w:rPr>
+      </w:pPr>
       <w:r>
-        <w:t>4. ______________________________________________________________</w:t>
+        <w:t xml:space="preserve">4. </w:t>
+      </w:r>
+      <w:r>
+        <w:rPr>
+          <w:lang w:val="en-AU"/>
+        </w:rPr>
+        <w:t>Spreadsheets caus</w:t>
+      </w:r>
+      <w:r>
+        <w:rPr>
+          <w:lang w:val="en-AU"/>
+        </w:rPr>
+        <w:t>ing</w:t>
+      </w:r>
+      <w:r>
+        <w:rPr>
+          <w:lang w:val="en-AU"/>
+        </w:rPr>
+        <w:t xml:space="preserve"> double</w:t>
+      </w:r>
+      <w:r>
+        <w:rPr>
+          <w:lang w:val="en-AU"/>
+        </w:rPr>
+        <w:noBreakHyphen/>
+        <w:t xml:space="preserve">booking </w:t>
+      </w:r>
+      <w:r>
+        <w:rPr>
+          <w:lang w:val="en-AU"/>
+        </w:rPr>
+        <w:t>+</w:t>
+      </w:r>
+      <w:r>
+        <w:rPr>
+          <w:lang w:val="en-AU"/>
+        </w:rPr>
+        <w:t xml:space="preserve"> human error.</w:t>
       </w:r>
     </w:p>
     <w:p>
@@ -453,27 +706,48 @@
     </w:p>
     <w:p>
       <w:r>
-        <w:t>1. ______________________________________________________________</w:t>
+        <w:t xml:space="preserve">1. </w:t>
+      </w:r>
+      <w:r>
+        <w:t xml:space="preserve">would the system </w:t>
+      </w:r>
+      <w:r>
+        <w:t xml:space="preserve">automatically prevent overbookings </w:t>
       </w:r>
     </w:p>
     <w:p>
       <w:r>
-        <w:t>2. ______________________________________________________________</w:t>
+        <w:t xml:space="preserve">2. </w:t>
+      </w:r>
+      <w:r>
+        <w:t>Should the system store patient history or only</w:t>
+      </w:r>
+      <w:r>
+        <w:t xml:space="preserve"> their appointments?</w:t>
       </w:r>
     </w:p>
     <w:p>
       <w:r>
-        <w:t>3. ______________________________________________________________</w:t>
+        <w:t xml:space="preserve">3. </w:t>
+      </w:r>
+      <w:r>
+        <w:t>how often will the combined reporting go?</w:t>
       </w:r>
     </w:p>
     <w:p>
       <w:r>
-        <w:t>4. ______________________________________________________________</w:t>
+        <w:t xml:space="preserve">4. </w:t>
+      </w:r>
+      <w:r>
+        <w:t>are the practitioners using their own schedule?</w:t>
       </w:r>
     </w:p>
     <w:p>
       <w:r>
-        <w:t>5. ______________________________________________________________</w:t>
+        <w:t xml:space="preserve">5. </w:t>
+      </w:r>
+      <w:r>
+        <w:t xml:space="preserve">how are cancellations processed </w:t>
       </w:r>
     </w:p>
     <w:p>
@@ -508,6 +782,7 @@
           </w:tcPr>
           <w:p>
             <w:r>
+              <w:lastRenderedPageBreak/>
               <w:t>Suggestion</w:t>
             </w:r>
           </w:p>
@@ -558,19 +833,40 @@
           <w:tcPr>
             <w:tcW w:w="2520" w:type="dxa"/>
           </w:tcPr>
-          <w:p/>
+          <w:p>
+            <w:r>
+              <w:t xml:space="preserve">Yes </w:t>
+            </w:r>
+          </w:p>
         </w:tc>
         <w:tc>
           <w:tcPr>
             <w:tcW w:w="2520" w:type="dxa"/>
           </w:tcPr>
-          <w:p/>
+          <w:p>
+            <w:r>
+              <w:t xml:space="preserve">Yes </w:t>
+            </w:r>
+          </w:p>
         </w:tc>
         <w:tc>
           <w:tcPr>
             <w:tcW w:w="2520" w:type="dxa"/>
           </w:tcPr>
-          <w:p/>
+          <w:p>
+            <w:r>
+              <w:t xml:space="preserve">Include </w:t>
+            </w:r>
+            <w:r>
+              <w:t>–</w:t>
+            </w:r>
+            <w:r>
+              <w:t xml:space="preserve"> </w:t>
+            </w:r>
+            <w:r>
+              <w:t>accepted as a core feature as part of a core problem</w:t>
+            </w:r>
+          </w:p>
         </w:tc>
       </w:tr>
       <w:tr>
@@ -588,19 +884,31 @@
           <w:tcPr>
             <w:tcW w:w="2520" w:type="dxa"/>
           </w:tcPr>
-          <w:p/>
+          <w:p>
+            <w:r>
+              <w:t>No</w:t>
+            </w:r>
+          </w:p>
         </w:tc>
         <w:tc>
           <w:tcPr>
             <w:tcW w:w="2520" w:type="dxa"/>
           </w:tcPr>
-          <w:p/>
+          <w:p>
+            <w:r>
+              <w:t>No evidence</w:t>
+            </w:r>
+          </w:p>
         </w:tc>
         <w:tc>
           <w:tcPr>
             <w:tcW w:w="2520" w:type="dxa"/>
           </w:tcPr>
-          <w:p/>
+          <w:p>
+            <w:r>
+              <w:t xml:space="preserve">Reject – for now until client </w:t>
+            </w:r>
+          </w:p>
         </w:tc>
       </w:tr>
       <w:tr>
@@ -618,19 +926,31 @@
           <w:tcPr>
             <w:tcW w:w="2520" w:type="dxa"/>
           </w:tcPr>
-          <w:p/>
+          <w:p>
+            <w:r>
+              <w:t xml:space="preserve">No </w:t>
+            </w:r>
+          </w:p>
         </w:tc>
         <w:tc>
           <w:tcPr>
             <w:tcW w:w="2520" w:type="dxa"/>
           </w:tcPr>
-          <w:p/>
+          <w:p>
+            <w:r>
+              <w:t xml:space="preserve">No </w:t>
+            </w:r>
+          </w:p>
         </w:tc>
         <w:tc>
           <w:tcPr>
             <w:tcW w:w="2520" w:type="dxa"/>
           </w:tcPr>
-          <w:p/>
+          <w:p>
+            <w:r>
+              <w:t xml:space="preserve">Reject – unsafe with medical risks involved </w:t>
+            </w:r>
+          </w:p>
         </w:tc>
       </w:tr>
       <w:tr>
@@ -648,19 +968,31 @@
           <w:tcPr>
             <w:tcW w:w="2520" w:type="dxa"/>
           </w:tcPr>
-          <w:p/>
+          <w:p>
+            <w:r>
+              <w:t>Yes – possible</w:t>
+            </w:r>
+          </w:p>
         </w:tc>
         <w:tc>
           <w:tcPr>
             <w:tcW w:w="2520" w:type="dxa"/>
           </w:tcPr>
-          <w:p/>
+          <w:p>
+            <w:r>
+              <w:t xml:space="preserve">Possible – maybe </w:t>
+            </w:r>
+          </w:p>
         </w:tc>
         <w:tc>
           <w:tcPr>
             <w:tcW w:w="2520" w:type="dxa"/>
           </w:tcPr>
-          <w:p/>
+          <w:p>
+            <w:r>
+              <w:t xml:space="preserve">Clarity with clients </w:t>
+            </w:r>
+          </w:p>
         </w:tc>
       </w:tr>
       <w:tr>
@@ -678,19 +1010,43 @@
           <w:tcPr>
             <w:tcW w:w="2520" w:type="dxa"/>
           </w:tcPr>
-          <w:p/>
+          <w:p>
+            <w:r>
+              <w:t xml:space="preserve">No </w:t>
+            </w:r>
+          </w:p>
         </w:tc>
         <w:tc>
           <w:tcPr>
             <w:tcW w:w="2520" w:type="dxa"/>
           </w:tcPr>
-          <w:p/>
+          <w:p>
+            <w:r>
+              <w:t xml:space="preserve">No evidence </w:t>
+            </w:r>
+          </w:p>
         </w:tc>
         <w:tc>
           <w:tcPr>
             <w:tcW w:w="2520" w:type="dxa"/>
           </w:tcPr>
-          <w:p/>
+          <w:p>
+            <w:r>
+              <w:t xml:space="preserve">Reject </w:t>
+            </w:r>
+            <w:r>
+              <w:t>–</w:t>
+            </w:r>
+            <w:r>
+              <w:t xml:space="preserve"> </w:t>
+            </w:r>
+            <w:r>
+              <w:t xml:space="preserve">unless </w:t>
+            </w:r>
+            <w:r>
+              <w:t>client requests</w:t>
+            </w:r>
+          </w:p>
         </w:tc>
       </w:tr>
       <w:tr>
@@ -708,19 +1064,31 @@
           <w:tcPr>
             <w:tcW w:w="2520" w:type="dxa"/>
           </w:tcPr>
-          <w:p/>
+          <w:p>
+            <w:r>
+              <w:t xml:space="preserve">Possible </w:t>
+            </w:r>
+          </w:p>
         </w:tc>
         <w:tc>
           <w:tcPr>
             <w:tcW w:w="2520" w:type="dxa"/>
           </w:tcPr>
-          <w:p/>
+          <w:p>
+            <w:r>
+              <w:t xml:space="preserve">Possibly </w:t>
+            </w:r>
+          </w:p>
         </w:tc>
         <w:tc>
           <w:tcPr>
             <w:tcW w:w="2520" w:type="dxa"/>
           </w:tcPr>
-          <w:p/>
+          <w:p>
+            <w:r>
+              <w:t xml:space="preserve">Include </w:t>
+            </w:r>
+          </w:p>
         </w:tc>
       </w:tr>
       <w:tr>
@@ -738,19 +1106,31 @@
           <w:tcPr>
             <w:tcW w:w="2520" w:type="dxa"/>
           </w:tcPr>
-          <w:p/>
+          <w:p>
+            <w:r>
+              <w:t>No</w:t>
+            </w:r>
+          </w:p>
         </w:tc>
         <w:tc>
           <w:tcPr>
             <w:tcW w:w="2520" w:type="dxa"/>
           </w:tcPr>
-          <w:p/>
+          <w:p>
+            <w:r>
+              <w:t>No</w:t>
+            </w:r>
+          </w:p>
         </w:tc>
         <w:tc>
           <w:tcPr>
             <w:tcW w:w="2520" w:type="dxa"/>
           </w:tcPr>
-          <w:p/>
+          <w:p>
+            <w:r>
+              <w:t xml:space="preserve">Reject for current scope </w:t>
+            </w:r>
+          </w:p>
         </w:tc>
       </w:tr>
       <w:tr>
@@ -768,19 +1148,31 @@
           <w:tcPr>
             <w:tcW w:w="2520" w:type="dxa"/>
           </w:tcPr>
-          <w:p/>
+          <w:p>
+            <w:r>
+              <w:t>No</w:t>
+            </w:r>
+          </w:p>
         </w:tc>
         <w:tc>
           <w:tcPr>
             <w:tcW w:w="2520" w:type="dxa"/>
           </w:tcPr>
-          <w:p/>
+          <w:p>
+            <w:r>
+              <w:t>No</w:t>
+            </w:r>
+          </w:p>
         </w:tc>
         <w:tc>
           <w:tcPr>
             <w:tcW w:w="2520" w:type="dxa"/>
           </w:tcPr>
-          <w:p/>
+          <w:p>
+            <w:r>
+              <w:t>Reject (medical liability)</w:t>
+            </w:r>
+          </w:p>
         </w:tc>
       </w:tr>
     </w:tbl>
@@ -794,7 +1186,58 @@
     </w:p>
     <w:p>
       <w:r>
-        <w:t>Write one activity that a software engineer must perform and that cannot safely be delegated entirely to AI.</w:t>
+        <w:t xml:space="preserve">Write one activity that a software engineer must perform and that cannot safely be </w:t>
+      </w:r>
+      <w:r>
+        <w:t>delegated entirely to AI</w:t>
+      </w:r>
+      <w:r>
+        <w:t>.</w:t>
+      </w:r>
+    </w:p>
+    <w:p/>
+    <w:p>
+      <w:r>
+        <w:t>A</w:t>
+      </w:r>
+      <w:r>
+        <w:t>n activity that a</w:t>
+      </w:r>
+      <w:r>
+        <w:t xml:space="preserve"> software engineer </w:t>
+      </w:r>
+      <w:r>
+        <w:t>must perform and that cannot safely be delegated entirely to AI</w:t>
+      </w:r>
+      <w:r>
+        <w:t xml:space="preserve"> is the validation and communication </w:t>
+      </w:r>
+      <w:r>
+        <w:t>directly</w:t>
+      </w:r>
+      <w:r>
+        <w:t xml:space="preserve"> with the clients. This communication </w:t>
+      </w:r>
+      <w:r>
+        <w:t xml:space="preserve">guarantees the solving of the correct targeted problem. </w:t>
+      </w:r>
+      <w:r>
+        <w:t xml:space="preserve">It is dangerous for this to be </w:t>
+      </w:r>
+      <w:r>
+        <w:t>delegated entirely to AI</w:t>
+      </w:r>
+      <w:r>
+        <w:t xml:space="preserve"> as this intelligence </w:t>
+      </w:r>
+      <w:r>
+        <w:t xml:space="preserve">may not be able to consistently conform to the stakeholders demands and their thoughts and feelings. </w:t>
+      </w:r>
+      <w:r>
+        <w:t xml:space="preserve">It may not be able to incorporate legal constraints and ethical regulations </w:t>
+      </w:r>
+      <w:r>
+        <w:t xml:space="preserve">entirely on its own. </w:t>
       </w:r>
     </w:p>
     <w:sectPr>
@@ -1617,7 +2060,6 @@
   <w:style w:type="character" w:default="1" w:styleId="DefaultParagraphFont">
     <w:name w:val="Default Paragraph Font"/>
     <w:uiPriority w:val="1"/>
-    <w:semiHidden/>
     <w:unhideWhenUsed/>
   </w:style>
   <w:style w:type="table" w:default="1" w:styleId="TableNormal">
@@ -12393,6 +12835,19 @@
         <w:shd w:val="clear" w:color="auto" w:fill="FBCAA2" w:themeFill="accent6" w:themeFillTint="7F"/>
       </w:tcPr>
     </w:tblStylePr>
+  </w:style>
+  <w:style w:type="paragraph" w:styleId="NormalWeb">
+    <w:name w:val="Normal (Web)"/>
+    <w:basedOn w:val="Normal"/>
+    <w:uiPriority w:val="99"/>
+    <w:semiHidden/>
+    <w:unhideWhenUsed/>
+    <w:rsid w:val="00957B09"/>
+    <w:rPr>
+      <w:rFonts w:ascii="Times New Roman" w:hAnsi="Times New Roman" w:cs="Times New Roman"/>
+      <w:sz w:val="24"/>
+      <w:szCs w:val="24"/>
+    </w:rPr>
   </w:style>
 </w:styles>
 </file>
